--- a/TMPL_RP_DAY.docx
+++ b/TMPL_RP_DAY.docx
@@ -53,8 +53,6 @@
                 <w14:ligatures w14:val="standardContextual"/>
               </w:rPr>
             </w:pPr>
-            <w:bookmarkStart w:id="0" w:name="_GoBack"/>
-            <w:bookmarkEnd w:id="0"/>
             <w:r>
               <w:rPr>
                 <w:b/>
@@ -2127,23 +2125,48 @@
               <w:spacing w:line="312" w:lineRule="auto"/>
               <w:jc w:val="center"/>
               <w:rPr>
-                <w:b/>
-                <w:bCs/>
-                <w:sz w:val="21"/>
-                <w:szCs w:val="21"/>
-                <w:lang w:val="en-US"/>
+                <w:rFonts w:hint="default"/>
+                <w:b/>
+                <w:bCs/>
+                <w:sz w:val="21"/>
+                <w:szCs w:val="21"/>
+                <w:lang w:val="vi-VN"/>
               </w:rPr>
             </w:pPr>
-            <w:r>
-              <w:rPr>
+            <w:bookmarkStart w:id="0" w:name="_GoBack"/>
+            <w:r>
+              <w:rPr>
+                <w:rFonts w:hint="default"/>
                 <w:b/>
                 <w:bCs/>
                 <w:sz w:val="21"/>
                 <w:szCs w:val="21"/>
                 <w:lang w:val="vi-VN"/>
               </w:rPr>
+              <w:t xml:space="preserve">{{ </w:t>
+            </w:r>
+            <w:r>
+              <w:rPr>
+                <w:b/>
+                <w:bCs/>
+                <w:sz w:val="21"/>
+                <w:szCs w:val="21"/>
+                <w:lang w:val="vi-VN"/>
+              </w:rPr>
               <w:t>4. Thống kê Downtime</w:t>
             </w:r>
+            <w:r>
+              <w:rPr>
+                <w:rFonts w:hint="default"/>
+                <w:b/>
+                <w:bCs/>
+                <w:sz w:val="21"/>
+                <w:szCs w:val="21"/>
+                <w:lang w:val="vi-VN"/>
+              </w:rPr>
+              <w:t xml:space="preserve"> }}</w:t>
+            </w:r>
+            <w:bookmarkEnd w:id="0"/>
           </w:p>
         </w:tc>
       </w:tr>
